--- a/Bo3_TROJKA.docx
+++ b/Bo3_TROJKA.docx
@@ -33,7 +33,7 @@
             <w:tcBorders>
               <w:top w:val="nil"/>
               <w:left w:val="nil"/>
-              <w:bottom w:val="nil"/>
+              <w:bottom w:val="none" w:color="000000" w:themeColor="text1" w:sz="4"/>
               <w:right w:val="nil"/>
             </w:tcBorders>
             <w:tcMar>
@@ -294,20 +294,12 @@
           </w:tcPr>
           <w:p>
             <w:pPr>
-              <w:bidi w:val="0"/>
-              <w:spacing w:before="0" w:beforeAutospacing="off" w:after="0" w:afterAutospacing="off"/>
-              <w:rPr>
-                <w:rFonts w:ascii="Aptos" w:hAnsi="Aptos" w:eastAsia="Aptos" w:cs="Aptos"/>
-                <w:b w:val="0"/>
-                <w:bCs w:val="0"/>
-                <w:i w:val="0"/>
-                <w:iCs w:val="0"/>
-                <w:caps w:val="0"/>
-                <w:smallCaps w:val="0"/>
-                <w:color w:val="000000" w:themeColor="text1" w:themeTint="FF" w:themeShade="FF"/>
-                <w:sz w:val="24"/>
-                <w:szCs w:val="24"/>
-              </w:rPr>
+              <w:pStyle w:val="Normal"/>
+              <w:suppressLineNumbers w:val="0"/>
+              <w:bidi w:val="0"/>
+              <w:spacing w:before="0" w:beforeAutospacing="off" w:after="0" w:afterAutospacing="off" w:line="240" w:lineRule="auto"/>
+              <w:ind w:left="0" w:right="0"/>
+              <w:jc w:val="left"/>
             </w:pPr>
             <w:r>
               <w:rPr>
@@ -323,7 +315,7 @@
                 <w:szCs w:val="24"/>
                 <w:lang w:val="pl"/>
               </w:rPr>
-              <w:t>Runda</w:t>
+              <w:t>Mecz #</w:t>
             </w:r>
           </w:p>
         </w:tc>
@@ -336,10 +328,10 @@
           <w:tcPr>
             <w:tcW w:w="2970" w:type="dxa"/>
             <w:tcBorders>
-              <w:top w:val="single" w:sz="4"/>
-              <w:left w:val="single" w:sz="4"/>
-              <w:bottom w:val="single" w:sz="4"/>
-              <w:right w:val="single" w:sz="4"/>
+              <w:top w:val="none" w:color="000000" w:themeColor="text1" w:sz="4"/>
+              <w:left w:val="none" w:color="000000" w:themeColor="text1" w:sz="4"/>
+              <w:bottom w:val="single" w:color="000000" w:themeColor="text1" w:sz="4"/>
+              <w:right w:val="single" w:color="000000" w:themeColor="text1" w:sz="4"/>
             </w:tcBorders>
             <w:tcMar>
               <w:left w:w="105" w:type="dxa"/>
@@ -421,7 +413,7 @@
             <w:tcW w:w="1062" w:type="dxa"/>
             <w:tcBorders>
               <w:top w:val="single" w:sz="4"/>
-              <w:left w:val="single" w:sz="4"/>
+              <w:left w:val="single" w:color="000000" w:themeColor="text1" w:sz="4"/>
               <w:bottom w:val="single" w:sz="4"/>
               <w:right w:val="single" w:sz="4"/>
             </w:tcBorders>
@@ -804,7 +796,7 @@
           <w:tcPr>
             <w:tcW w:w="2970" w:type="dxa"/>
             <w:tcBorders>
-              <w:top w:val="single" w:sz="4"/>
+              <w:top w:val="single" w:color="000000" w:themeColor="text1" w:sz="4"/>
               <w:left w:val="single" w:sz="4"/>
               <w:bottom w:val="single" w:sz="4"/>
               <w:right w:val="single" w:sz="4"/>
